--- a/TIDYTUESDAY/2025-07-01-GASOLINE/misc/linkedin_post_copy.docx
+++ b/TIDYTUESDAY/2025-07-01-GASOLINE/misc/linkedin_post_copy.docx
@@ -6,35 +6,22 @@
       <w:pPr>
         <w:spacing w:after="0"/>
         <w:rPr>
-          <w:rFonts w:ascii="Aptos" w:hAnsi="Aptos"/>
+          <w:rFonts w:ascii="Aptos" w:hAnsi="Aptos" w:cs="Apple Color Emoji"/>
         </w:rPr>
       </w:pPr>
+      <w:bookmarkStart w:id="0" w:name="_Hlk203144636"/>
       <w:r>
         <w:rPr>
-          <w:rFonts w:ascii="Aptos" w:hAnsi="Aptos"/>
-        </w:rPr>
-        <w:t xml:space="preserve">Had some fun today exploring </w:t>
-      </w:r>
-      <w:proofErr w:type="spellStart"/>
-      <w:r>
-        <w:rPr>
-          <w:rFonts w:ascii="Aptos" w:hAnsi="Aptos"/>
-        </w:rPr>
-        <w:t>gganimate</w:t>
-      </w:r>
-      <w:proofErr w:type="spellEnd"/>
-      <w:r>
-        <w:rPr>
-          <w:rFonts w:ascii="Aptos" w:hAnsi="Aptos"/>
-        </w:rPr>
-        <w:t>!</w:t>
+          <w:rFonts w:ascii="Aptos" w:hAnsi="Aptos" w:cs="Apple Color Emoji"/>
+        </w:rPr>
+        <w:t>It’s been a busy week, but I finally had time to catch up on some #TidyTuesday action!</w:t>
       </w:r>
     </w:p>
     <w:p>
       <w:pPr>
         <w:spacing w:after="0"/>
         <w:rPr>
-          <w:rFonts w:ascii="Aptos" w:hAnsi="Aptos"/>
+          <w:rFonts w:ascii="Aptos" w:hAnsi="Aptos" w:cs="Apple Color Emoji"/>
         </w:rPr>
       </w:pPr>
     </w:p>
@@ -42,65 +29,21 @@
       <w:pPr>
         <w:spacing w:after="0"/>
         <w:rPr>
-          <w:rFonts w:ascii="Aptos" w:hAnsi="Aptos"/>
+          <w:rFonts w:ascii="Aptos" w:hAnsi="Aptos" w:cs="Apple Color Emoji"/>
         </w:rPr>
       </w:pPr>
       <w:r>
         <w:rPr>
-          <w:rFonts w:ascii="Aptos" w:hAnsi="Aptos"/>
-        </w:rPr>
-        <w:t xml:space="preserve">My visualization this week </w:t>
-      </w:r>
-      <w:r>
-        <w:rPr>
-          <w:rFonts w:ascii="Aptos" w:hAnsi="Aptos"/>
-        </w:rPr>
-        <w:t xml:space="preserve">was inspired by the classic </w:t>
-      </w:r>
-      <w:proofErr w:type="spellStart"/>
-      <w:r>
-        <w:rPr>
-          <w:rFonts w:ascii="Aptos" w:hAnsi="Aptos"/>
-        </w:rPr>
-        <w:t>Gapminder</w:t>
-      </w:r>
-      <w:proofErr w:type="spellEnd"/>
-      <w:r>
-        <w:rPr>
-          <w:rFonts w:ascii="Aptos" w:hAnsi="Aptos"/>
-        </w:rPr>
-        <w:t xml:space="preserve"> video showing how income and life expectancy evolved over 200 years</w:t>
-      </w:r>
-      <w:r>
-        <w:rPr>
-          <w:rFonts w:ascii="Aptos" w:hAnsi="Aptos"/>
-        </w:rPr>
-        <w:t>. I</w:t>
-      </w:r>
-      <w:r>
-        <w:rPr>
-          <w:rFonts w:ascii="Aptos" w:hAnsi="Aptos"/>
-        </w:rPr>
-        <w:t xml:space="preserve">f you’ve never seen it, it’s </w:t>
-      </w:r>
-      <w:r>
-        <w:rPr>
-          <w:rFonts w:ascii="Aptos" w:hAnsi="Aptos"/>
-        </w:rPr>
-        <w:t>worth a watch</w:t>
-      </w:r>
-      <w:r>
-        <w:rPr>
-          <w:rFonts w:ascii="Aptos" w:hAnsi="Aptos"/>
-        </w:rPr>
-        <w:t>: https://www.youtube.com/watch?v=BPt8ElTQMIg</w:t>
+          <w:rFonts w:ascii="Aptos" w:hAnsi="Aptos" w:cs="Apple Color Emoji"/>
+        </w:rPr>
+        <w:t>Why overcomplicate things when a simple line chart tells the story?</w:t>
       </w:r>
     </w:p>
     <w:p>
       <w:pPr>
         <w:spacing w:after="0"/>
         <w:rPr>
-          <w:rFonts w:ascii="Aptos" w:hAnsi="Aptos"/>
+          <w:rFonts w:ascii="Aptos" w:hAnsi="Aptos" w:cs="Apple Color Emoji"/>
         </w:rPr>
       </w:pPr>
     </w:p>
@@ -108,33 +51,21 @@
       <w:pPr>
         <w:spacing w:after="0"/>
         <w:rPr>
-          <w:rFonts w:ascii="Aptos" w:hAnsi="Aptos"/>
+          <w:rFonts w:ascii="Aptos" w:hAnsi="Aptos" w:cs="Apple Color Emoji"/>
         </w:rPr>
       </w:pPr>
       <w:r>
         <w:rPr>
-          <w:rFonts w:ascii="Aptos" w:hAnsi="Aptos"/>
-        </w:rPr>
-        <w:t xml:space="preserve">The dataset focused on measles cases worldwide since 2012. While most countries — especially in the developed world — reported very few cases, you can still see occasional spikes. </w:t>
-      </w:r>
-      <w:r>
-        <w:rPr>
-          <w:rFonts w:ascii="Aptos" w:hAnsi="Aptos"/>
-        </w:rPr>
-        <w:t>T</w:t>
-      </w:r>
-      <w:r>
-        <w:rPr>
-          <w:rFonts w:ascii="Aptos" w:hAnsi="Aptos"/>
-        </w:rPr>
-        <w:t>he most striking was Madagascar’s outbreak in 2019, which saw over 200,000 cases.</w:t>
+          <w:rFonts w:ascii="Aptos" w:hAnsi="Aptos" w:cs="Apple Color Emoji"/>
+        </w:rPr>
+        <w:t>This week’s plot shows the average weekly price of gasoline (all grades and formulations) in the U.S. from the early 1990s to today.</w:t>
       </w:r>
     </w:p>
     <w:p>
       <w:pPr>
         <w:spacing w:after="0"/>
         <w:rPr>
-          <w:rFonts w:ascii="Aptos" w:hAnsi="Aptos"/>
+          <w:rFonts w:ascii="Aptos" w:hAnsi="Aptos" w:cs="Apple Color Emoji"/>
         </w:rPr>
       </w:pPr>
     </w:p>
@@ -142,35 +73,57 @@
       <w:pPr>
         <w:spacing w:after="0"/>
         <w:rPr>
-          <w:rFonts w:ascii="Aptos" w:hAnsi="Aptos"/>
+          <w:rFonts w:ascii="Aptos" w:hAnsi="Aptos" w:cs="Apple Color Emoji"/>
         </w:rPr>
       </w:pPr>
       <w:r>
         <w:rPr>
-          <w:rFonts w:ascii="Aptos" w:hAnsi="Aptos"/>
-        </w:rPr>
-        <w:t xml:space="preserve">Like the Sankey diagram I built a few weeks ago, the core logic for </w:t>
+          <w:rFonts w:ascii="Aptos" w:hAnsi="Aptos" w:cs="Apple Color Emoji"/>
+        </w:rPr>
+        <w:t>Friends,</w:t>
       </w:r>
-      <w:proofErr w:type="spellStart"/>
       <w:r>
         <w:rPr>
-          <w:rFonts w:ascii="Aptos" w:hAnsi="Aptos"/>
-        </w:rPr>
-        <w:t>gganimate</w:t>
+          <w:rFonts w:ascii="Aptos" w:hAnsi="Aptos" w:cs="Apple Color Emoji"/>
+        </w:rPr>
+        <w:t xml:space="preserve"> how did we survive 2022? Thankfully I was working from home when the average price of gas </w:t>
       </w:r>
-      <w:proofErr w:type="spellEnd"/>
       <w:r>
         <w:rPr>
-          <w:rFonts w:ascii="Aptos" w:hAnsi="Aptos"/>
-        </w:rPr>
-        <w:t xml:space="preserve"> is surprisingly simple… until you start playing with all the themes and aesthetics.</w:t>
+          <w:rFonts w:ascii="Aptos" w:hAnsi="Aptos" w:cs="Apple Color Emoji"/>
+        </w:rPr>
+        <w:t xml:space="preserve">went </w:t>
+      </w:r>
+      <w:r>
+        <w:rPr>
+          <w:rFonts w:ascii="Aptos" w:hAnsi="Aptos" w:cs="Apple Color Emoji"/>
+        </w:rPr>
+        <w:t>over $5</w:t>
+      </w:r>
+      <w:r>
+        <w:rPr>
+          <w:rFonts w:ascii="Aptos" w:hAnsi="Aptos" w:cs="Apple Color Emoji"/>
+        </w:rPr>
+        <w:t xml:space="preserve"> a gallon.</w:t>
+      </w:r>
+      <w:r>
+        <w:rPr>
+          <w:rFonts w:ascii="Aptos" w:hAnsi="Aptos" w:cs="Apple Color Emoji"/>
+        </w:rPr>
+        <w:t xml:space="preserve"> </w:t>
+      </w:r>
+      <w:r>
+        <w:rPr>
+          <w:rFonts w:ascii="Apple Color Emoji" w:hAnsi="Apple Color Emoji" w:cs="Apple Color Emoji"/>
+        </w:rPr>
+        <w:t>🤣</w:t>
       </w:r>
     </w:p>
     <w:p>
       <w:pPr>
         <w:spacing w:after="0"/>
         <w:rPr>
-          <w:rFonts w:ascii="Apple Color Emoji" w:hAnsi="Apple Color Emoji" w:cs="Apple Color Emoji"/>
+          <w:rFonts w:ascii="Aptos" w:hAnsi="Aptos" w:cs="Apple Color Emoji"/>
         </w:rPr>
       </w:pPr>
     </w:p>
@@ -195,12 +148,15 @@
           <w:rFonts w:ascii="Aptos" w:hAnsi="Aptos"/>
         </w:rPr>
       </w:pPr>
-      <w:r>
-        <w:rPr>
-          <w:rFonts w:ascii="Aptos" w:hAnsi="Aptos"/>
-        </w:rPr>
-        <w:t>https://stevenvillalon.github.io/portfolio/TIDYTUESDAY/2025-06-24-MEASLES/2025-06-24_tidy_tuesday_measles_O.html</w:t>
-      </w:r>
+      <w:hyperlink r:id="rId4" w:history="1">
+        <w:r>
+          <w:rPr>
+            <w:rStyle w:val="Hyperlink"/>
+            <w:rFonts w:ascii="Aptos" w:hAnsi="Aptos"/>
+          </w:rPr>
+          <w:t>https://stevenvillalon.github.io/portfolio/TIDYTUESDAY/2025-07-01-GASOLINE/2025-07-01_tidy_tuesday_gasoline_O.html</w:t>
+        </w:r>
+      </w:hyperlink>
     </w:p>
     <w:p>
       <w:pPr>
@@ -210,15 +166,18 @@
         </w:rPr>
       </w:pPr>
     </w:p>
+    <w:bookmarkEnd w:id="0"/>
     <w:p>
       <w:pPr>
-        <w:spacing w:after="0"/>
+        <w:rPr>
+          <w:rFonts w:ascii="Aptos" w:hAnsi="Aptos"/>
+        </w:rPr>
       </w:pPr>
       <w:r>
         <w:rPr>
           <w:rFonts w:ascii="Aptos" w:hAnsi="Aptos"/>
         </w:rPr>
-        <w:t>#RStats #TidyTuesday #DataScience #PortfolioProject #DataViz</w:t>
+        <w:t>#RStats #TidyTuesday #DataScience #PortfolioProject #DataViz #GasPrices</w:t>
       </w:r>
     </w:p>
     <w:sectPr>
